--- a/项目文档/项目总结报告.docx
+++ b/项目文档/项目总结报告.docx
@@ -230,17 +230,7 @@
           <w:shd w:val="clear" w:color="auto" w:fill="FAFAFA"/>
           <w:lang w:eastAsia="zh-CN"/>
         </w:rPr>
-        <w:t>：大模型驱动的</w:t>
-      </w:r>
-      <w:r>
-        <w:rPr>
-          <w:rFonts w:hint="eastAsia"/>
-          <w:b/>
-          <w:sz w:val="36"/>
-          <w:shd w:val="clear" w:color="auto" w:fill="FAFAFA"/>
-          <w:lang w:eastAsia="zh-CN"/>
-        </w:rPr>
-        <w:t>智能教学实训平台</w:t>
+        <w:t>：大模型驱动的智能教学实训平台</w:t>
       </w:r>
     </w:p>
     <w:p>
@@ -483,23 +473,7 @@
                 <w:sz w:val="28"/>
                 <w:lang w:eastAsia="zh-CN"/>
               </w:rPr>
-              <w:t xml:space="preserve">魏杨广 </w:t>
-            </w:r>
-            <w:r>
-              <w:rPr>
-                <w:rFonts w:hint="eastAsia"/>
-                <w:sz w:val="28"/>
-                <w:lang w:eastAsia="zh-CN"/>
-              </w:rPr>
-              <w:t>彭嘉辉</w:t>
-            </w:r>
-            <w:r>
-              <w:rPr>
-                <w:rFonts w:hint="eastAsia"/>
-                <w:sz w:val="28"/>
-                <w:lang w:eastAsia="zh-CN"/>
-              </w:rPr>
-              <w:t xml:space="preserve"> 李宇  </w:t>
+              <w:t xml:space="preserve">魏杨广 彭嘉辉 李宇  </w:t>
             </w:r>
             <w:proofErr w:type="gramStart"/>
             <w:r>
@@ -517,31 +491,7 @@
                 <w:sz w:val="28"/>
                 <w:lang w:eastAsia="zh-CN"/>
               </w:rPr>
-              <w:t xml:space="preserve"> </w:t>
-            </w:r>
-            <w:r>
-              <w:rPr>
-                <w:rFonts w:hint="eastAsia"/>
-                <w:sz w:val="28"/>
-                <w:lang w:eastAsia="zh-CN"/>
-              </w:rPr>
-              <w:t>程佳薇</w:t>
-            </w:r>
-            <w:r>
-              <w:rPr>
-                <w:rFonts w:hint="eastAsia"/>
-                <w:sz w:val="28"/>
-                <w:lang w:eastAsia="zh-CN"/>
-              </w:rPr>
-              <w:t xml:space="preserve"> </w:t>
-            </w:r>
-            <w:r>
-              <w:rPr>
-                <w:rFonts w:hint="eastAsia"/>
-                <w:sz w:val="28"/>
-                <w:lang w:eastAsia="zh-CN"/>
-              </w:rPr>
-              <w:t>林彤</w:t>
+              <w:t xml:space="preserve"> 程佳薇 林彤</w:t>
             </w:r>
           </w:p>
         </w:tc>
@@ -792,6 +742,10 @@
       <w:pPr>
         <w:pStyle w:val="1"/>
         <w:rPr>
+          <w:rFonts w:ascii="宋体" w:eastAsia="宋体" w:hAnsi="宋体"/>
+          <w:b w:val="0"/>
+          <w:bCs w:val="0"/>
+          <w:color w:val="000000" w:themeColor="text1"/>
           <w:lang w:eastAsia="zh-CN"/>
         </w:rPr>
       </w:pPr>
@@ -800,6 +754,10 @@
       <w:bookmarkStart w:id="3" w:name="_Toc231941562"/>
       <w:r>
         <w:rPr>
+          <w:rFonts w:ascii="宋体" w:eastAsia="宋体" w:hAnsi="宋体"/>
+          <w:b w:val="0"/>
+          <w:bCs w:val="0"/>
+          <w:color w:val="000000" w:themeColor="text1"/>
           <w:lang w:eastAsia="zh-CN"/>
         </w:rPr>
         <w:lastRenderedPageBreak/>
@@ -816,7 +774,6 @@
           <w:tab w:val="right" w:leader="dot" w:pos="9112"/>
         </w:tabs>
         <w:rPr>
-          <w:rFonts w:asciiTheme="minorHAnsi" w:eastAsiaTheme="minorEastAsia" w:hAnsiTheme="minorHAnsi" w:hint="eastAsia"/>
           <w:noProof/>
           <w:kern w:val="2"/>
           <w:sz w:val="22"/>
@@ -849,7 +806,7 @@
         <w:r>
           <w:rPr>
             <w:rStyle w:val="aff9"/>
-            <w:rFonts w:ascii="微软雅黑" w:eastAsia="微软雅黑" w:hAnsi="微软雅黑" w:cs="微软雅黑"/>
+            <w:rFonts w:cs="微软雅黑"/>
             <w:noProof/>
             <w:lang w:eastAsia="zh-CN"/>
           </w:rPr>
@@ -866,7 +823,7 @@
         <w:r>
           <w:rPr>
             <w:rStyle w:val="aff9"/>
-            <w:rFonts w:ascii="微软雅黑" w:eastAsia="微软雅黑" w:hAnsi="微软雅黑" w:cs="微软雅黑"/>
+            <w:rFonts w:cs="微软雅黑"/>
             <w:noProof/>
             <w:lang w:eastAsia="zh-CN"/>
           </w:rPr>
@@ -875,7 +832,7 @@
         <w:r>
           <w:rPr>
             <w:rStyle w:val="aff9"/>
-            <w:rFonts w:ascii="MS Gothic" w:eastAsia="MS Gothic" w:hAnsi="MS Gothic" w:cs="MS Gothic"/>
+            <w:rFonts w:cs="MS Gothic"/>
             <w:noProof/>
             <w:lang w:eastAsia="zh-CN"/>
           </w:rPr>
@@ -961,7 +918,6 @@
         </w:tabs>
         <w:ind w:left="480"/>
         <w:rPr>
-          <w:rFonts w:asciiTheme="minorHAnsi" w:eastAsiaTheme="minorEastAsia" w:hAnsiTheme="minorHAnsi" w:hint="eastAsia"/>
           <w:noProof/>
           <w:kern w:val="2"/>
           <w:sz w:val="22"/>
@@ -1059,7 +1015,6 @@
         </w:tabs>
         <w:ind w:left="960"/>
         <w:rPr>
-          <w:rFonts w:asciiTheme="minorHAnsi" w:eastAsiaTheme="minorEastAsia" w:hAnsiTheme="minorHAnsi" w:hint="eastAsia"/>
           <w:noProof/>
           <w:kern w:val="2"/>
           <w:sz w:val="22"/>
@@ -1157,7 +1112,6 @@
         </w:tabs>
         <w:ind w:left="960"/>
         <w:rPr>
-          <w:rFonts w:asciiTheme="minorHAnsi" w:eastAsiaTheme="minorEastAsia" w:hAnsiTheme="minorHAnsi" w:hint="eastAsia"/>
           <w:noProof/>
           <w:kern w:val="2"/>
           <w:sz w:val="22"/>
@@ -1255,7 +1209,6 @@
         </w:tabs>
         <w:ind w:left="960"/>
         <w:rPr>
-          <w:rFonts w:asciiTheme="minorHAnsi" w:eastAsiaTheme="minorEastAsia" w:hAnsiTheme="minorHAnsi" w:hint="eastAsia"/>
           <w:noProof/>
           <w:kern w:val="2"/>
           <w:sz w:val="22"/>
@@ -1353,7 +1306,6 @@
         </w:tabs>
         <w:ind w:left="960"/>
         <w:rPr>
-          <w:rFonts w:asciiTheme="minorHAnsi" w:eastAsiaTheme="minorEastAsia" w:hAnsiTheme="minorHAnsi" w:hint="eastAsia"/>
           <w:noProof/>
           <w:kern w:val="2"/>
           <w:sz w:val="22"/>
@@ -1451,7 +1403,6 @@
         </w:tabs>
         <w:ind w:left="480"/>
         <w:rPr>
-          <w:rFonts w:asciiTheme="minorHAnsi" w:eastAsiaTheme="minorEastAsia" w:hAnsiTheme="minorHAnsi" w:hint="eastAsia"/>
           <w:noProof/>
           <w:kern w:val="2"/>
           <w:sz w:val="22"/>
@@ -1549,7 +1500,6 @@
         </w:tabs>
         <w:ind w:left="960"/>
         <w:rPr>
-          <w:rFonts w:asciiTheme="minorHAnsi" w:eastAsiaTheme="minorEastAsia" w:hAnsiTheme="minorHAnsi" w:hint="eastAsia"/>
           <w:noProof/>
           <w:kern w:val="2"/>
           <w:sz w:val="22"/>
@@ -1647,7 +1597,6 @@
         </w:tabs>
         <w:ind w:left="960"/>
         <w:rPr>
-          <w:rFonts w:asciiTheme="minorHAnsi" w:eastAsiaTheme="minorEastAsia" w:hAnsiTheme="minorHAnsi" w:hint="eastAsia"/>
           <w:noProof/>
           <w:kern w:val="2"/>
           <w:sz w:val="22"/>
@@ -1745,7 +1694,6 @@
         </w:tabs>
         <w:ind w:left="960"/>
         <w:rPr>
-          <w:rFonts w:asciiTheme="minorHAnsi" w:eastAsiaTheme="minorEastAsia" w:hAnsiTheme="minorHAnsi" w:hint="eastAsia"/>
           <w:noProof/>
           <w:kern w:val="2"/>
           <w:sz w:val="22"/>
@@ -1843,7 +1791,6 @@
         </w:tabs>
         <w:ind w:left="960"/>
         <w:rPr>
-          <w:rFonts w:asciiTheme="minorHAnsi" w:eastAsiaTheme="minorEastAsia" w:hAnsiTheme="minorHAnsi" w:hint="eastAsia"/>
           <w:noProof/>
           <w:kern w:val="2"/>
           <w:sz w:val="22"/>
@@ -1941,7 +1888,6 @@
         </w:tabs>
         <w:ind w:left="960"/>
         <w:rPr>
-          <w:rFonts w:asciiTheme="minorHAnsi" w:eastAsiaTheme="minorEastAsia" w:hAnsiTheme="minorHAnsi" w:hint="eastAsia"/>
           <w:noProof/>
           <w:kern w:val="2"/>
           <w:sz w:val="22"/>
@@ -2039,7 +1985,6 @@
         </w:tabs>
         <w:ind w:left="960"/>
         <w:rPr>
-          <w:rFonts w:asciiTheme="minorHAnsi" w:eastAsiaTheme="minorEastAsia" w:hAnsiTheme="minorHAnsi" w:hint="eastAsia"/>
           <w:noProof/>
           <w:kern w:val="2"/>
           <w:sz w:val="22"/>
@@ -2137,7 +2082,6 @@
         </w:tabs>
         <w:ind w:left="480"/>
         <w:rPr>
-          <w:rFonts w:asciiTheme="minorHAnsi" w:eastAsiaTheme="minorEastAsia" w:hAnsiTheme="minorHAnsi" w:hint="eastAsia"/>
           <w:noProof/>
           <w:kern w:val="2"/>
           <w:sz w:val="22"/>
@@ -2235,7 +2179,6 @@
         </w:tabs>
         <w:ind w:left="960"/>
         <w:rPr>
-          <w:rFonts w:asciiTheme="minorHAnsi" w:eastAsiaTheme="minorEastAsia" w:hAnsiTheme="minorHAnsi" w:hint="eastAsia"/>
           <w:noProof/>
           <w:kern w:val="2"/>
           <w:sz w:val="22"/>
@@ -2332,7 +2275,6 @@
         </w:tabs>
         <w:ind w:left="960"/>
         <w:rPr>
-          <w:rFonts w:asciiTheme="minorHAnsi" w:eastAsiaTheme="minorEastAsia" w:hAnsiTheme="minorHAnsi" w:hint="eastAsia"/>
           <w:noProof/>
           <w:kern w:val="2"/>
           <w:sz w:val="22"/>
@@ -2430,7 +2372,6 @@
         </w:tabs>
         <w:ind w:left="960"/>
         <w:rPr>
-          <w:rFonts w:asciiTheme="minorHAnsi" w:eastAsiaTheme="minorEastAsia" w:hAnsiTheme="minorHAnsi" w:hint="eastAsia"/>
           <w:noProof/>
           <w:kern w:val="2"/>
           <w:sz w:val="22"/>
@@ -2528,7 +2469,6 @@
         </w:tabs>
         <w:ind w:left="480"/>
         <w:rPr>
-          <w:rFonts w:asciiTheme="minorHAnsi" w:eastAsiaTheme="minorEastAsia" w:hAnsiTheme="minorHAnsi" w:hint="eastAsia"/>
           <w:noProof/>
           <w:kern w:val="2"/>
           <w:sz w:val="22"/>
@@ -2626,7 +2566,6 @@
         </w:tabs>
         <w:ind w:left="480"/>
         <w:rPr>
-          <w:rFonts w:asciiTheme="minorHAnsi" w:eastAsiaTheme="minorEastAsia" w:hAnsiTheme="minorHAnsi" w:hint="eastAsia"/>
           <w:noProof/>
           <w:kern w:val="2"/>
           <w:sz w:val="22"/>
@@ -2724,7 +2663,6 @@
         </w:tabs>
         <w:ind w:left="960"/>
         <w:rPr>
-          <w:rFonts w:asciiTheme="minorHAnsi" w:eastAsiaTheme="minorEastAsia" w:hAnsiTheme="minorHAnsi" w:hint="eastAsia"/>
           <w:noProof/>
           <w:kern w:val="2"/>
           <w:sz w:val="22"/>
@@ -2822,7 +2760,6 @@
         </w:tabs>
         <w:ind w:left="960"/>
         <w:rPr>
-          <w:rFonts w:asciiTheme="minorHAnsi" w:eastAsiaTheme="minorEastAsia" w:hAnsiTheme="minorHAnsi" w:hint="eastAsia"/>
           <w:noProof/>
           <w:kern w:val="2"/>
           <w:sz w:val="22"/>
@@ -2920,7 +2857,6 @@
         </w:tabs>
         <w:ind w:left="960"/>
         <w:rPr>
-          <w:rFonts w:asciiTheme="minorHAnsi" w:eastAsiaTheme="minorEastAsia" w:hAnsiTheme="minorHAnsi" w:hint="eastAsia"/>
           <w:noProof/>
           <w:kern w:val="2"/>
           <w:sz w:val="22"/>
@@ -3018,7 +2954,6 @@
         </w:tabs>
         <w:ind w:left="480"/>
         <w:rPr>
-          <w:rFonts w:asciiTheme="minorHAnsi" w:eastAsiaTheme="minorEastAsia" w:hAnsiTheme="minorHAnsi" w:hint="eastAsia"/>
           <w:noProof/>
           <w:kern w:val="2"/>
           <w:sz w:val="22"/>
@@ -3116,7 +3051,6 @@
         </w:tabs>
         <w:ind w:left="480"/>
         <w:rPr>
-          <w:rFonts w:asciiTheme="minorHAnsi" w:eastAsiaTheme="minorEastAsia" w:hAnsiTheme="minorHAnsi" w:hint="eastAsia"/>
           <w:noProof/>
           <w:kern w:val="2"/>
           <w:sz w:val="22"/>
@@ -3214,7 +3148,6 @@
         </w:tabs>
         <w:ind w:left="480"/>
         <w:rPr>
-          <w:rFonts w:asciiTheme="minorHAnsi" w:eastAsiaTheme="minorEastAsia" w:hAnsiTheme="minorHAnsi" w:hint="eastAsia"/>
           <w:noProof/>
           <w:kern w:val="2"/>
           <w:sz w:val="22"/>
@@ -3312,7 +3245,6 @@
         </w:tabs>
         <w:ind w:left="480"/>
         <w:rPr>
-          <w:rFonts w:asciiTheme="minorHAnsi" w:eastAsiaTheme="minorEastAsia" w:hAnsiTheme="minorHAnsi" w:hint="eastAsia"/>
           <w:noProof/>
           <w:kern w:val="2"/>
           <w:sz w:val="22"/>
@@ -3406,44 +3338,53 @@
       <w:pPr>
         <w:pStyle w:val="1"/>
         <w:rPr>
-          <w:lang w:eastAsia="zh-CN"/>
-        </w:rPr>
-      </w:pPr>
-      <w:r>
-        <w:lastRenderedPageBreak/>
+          <w:rFonts w:ascii="宋体" w:eastAsia="宋体" w:hAnsi="宋体"/>
+          <w:lang w:eastAsia="zh-CN"/>
+        </w:rPr>
+      </w:pPr>
+      <w:r>
+        <w:rPr>
+          <w:rFonts w:ascii="宋体" w:eastAsia="宋体" w:hAnsi="宋体"/>
+        </w:rPr>
         <w:fldChar w:fldCharType="end"/>
       </w:r>
       <w:bookmarkStart w:id="4" w:name="_Toc231941563"/>
       <w:r>
         <w:rPr>
-          <w:rFonts w:eastAsia="SimSun" w:hint="eastAsia"/>
+          <w:rFonts w:ascii="宋体" w:eastAsia="宋体" w:hAnsi="宋体" w:hint="eastAsia"/>
+          <w:color w:val="000000" w:themeColor="text1"/>
           <w:lang w:eastAsia="zh-CN"/>
         </w:rPr>
         <w:t>2</w:t>
       </w:r>
       <w:r>
         <w:rPr>
-          <w:rFonts w:ascii="微软雅黑" w:eastAsia="微软雅黑" w:hAnsi="微软雅黑" w:cs="微软雅黑" w:hint="eastAsia"/>
+          <w:rFonts w:ascii="宋体" w:eastAsia="宋体" w:hAnsi="宋体" w:cs="微软雅黑" w:hint="eastAsia"/>
+          <w:color w:val="000000" w:themeColor="text1"/>
           <w:lang w:eastAsia="zh-CN"/>
         </w:rPr>
         <w:t>项</w:t>
       </w:r>
       <w:r>
         <w:rPr>
+          <w:rFonts w:ascii="宋体" w:eastAsia="宋体" w:hAnsi="宋体"/>
+          <w:color w:val="000000" w:themeColor="text1"/>
           <w:lang w:eastAsia="zh-CN"/>
         </w:rPr>
         <w:t>目</w:t>
       </w:r>
       <w:r>
         <w:rPr>
-          <w:rFonts w:ascii="微软雅黑" w:eastAsia="微软雅黑" w:hAnsi="微软雅黑" w:cs="微软雅黑" w:hint="eastAsia"/>
+          <w:rFonts w:ascii="宋体" w:eastAsia="宋体" w:hAnsi="宋体" w:cs="微软雅黑" w:hint="eastAsia"/>
+          <w:color w:val="000000" w:themeColor="text1"/>
           <w:lang w:eastAsia="zh-CN"/>
         </w:rPr>
         <w:t>总结报</w:t>
       </w:r>
       <w:r>
         <w:rPr>
-          <w:rFonts w:ascii="MS Gothic" w:eastAsia="MS Gothic" w:hAnsi="MS Gothic" w:cs="MS Gothic" w:hint="eastAsia"/>
+          <w:rFonts w:ascii="宋体" w:eastAsia="宋体" w:hAnsi="宋体" w:cs="MS Gothic" w:hint="eastAsia"/>
+          <w:color w:val="000000" w:themeColor="text1"/>
           <w:lang w:eastAsia="zh-CN"/>
         </w:rPr>
         <w:t>告</w:t>
@@ -3453,44 +3394,46 @@
     <w:p>
       <w:pPr>
         <w:pStyle w:val="21"/>
-        <w:rPr>
+        <w:spacing w:beforeLines="100" w:before="240" w:afterLines="100" w:after="240"/>
+        <w:rPr>
+          <w:rFonts w:ascii="宋体" w:eastAsia="宋体" w:hAnsi="宋体"/>
+          <w:color w:val="000000" w:themeColor="text1"/>
+          <w:sz w:val="30"/>
+          <w:szCs w:val="30"/>
           <w:lang w:eastAsia="zh-CN"/>
         </w:rPr>
       </w:pPr>
       <w:bookmarkStart w:id="5" w:name="_Toc231941564"/>
       <w:r>
         <w:rPr>
-          <w:lang w:eastAsia="zh-CN"/>
-        </w:rPr>
-        <w:t xml:space="preserve">2.1 </w:t>
-      </w:r>
-      <w:r>
-        <w:rPr>
-          <w:lang w:eastAsia="zh-CN"/>
-        </w:rPr>
-        <w:t>绪论</w:t>
+          <w:rFonts w:ascii="宋体" w:eastAsia="宋体" w:hAnsi="宋体"/>
+          <w:color w:val="000000" w:themeColor="text1"/>
+          <w:sz w:val="30"/>
+          <w:szCs w:val="30"/>
+          <w:lang w:eastAsia="zh-CN"/>
+        </w:rPr>
+        <w:t>2.1 绪论</w:t>
       </w:r>
       <w:bookmarkEnd w:id="5"/>
     </w:p>
     <w:p>
       <w:pPr>
         <w:pStyle w:val="31"/>
-        <w:rPr>
+        <w:spacing w:beforeLines="50" w:before="120" w:afterLines="50" w:after="120"/>
+        <w:rPr>
+          <w:rFonts w:ascii="宋体" w:eastAsia="宋体" w:hAnsi="宋体"/>
+          <w:color w:val="000000" w:themeColor="text1"/>
           <w:lang w:eastAsia="zh-CN"/>
         </w:rPr>
       </w:pPr>
       <w:bookmarkStart w:id="6" w:name="_Toc231941565"/>
       <w:r>
         <w:rPr>
-          <w:lang w:eastAsia="zh-CN"/>
-        </w:rPr>
-        <w:t xml:space="preserve">2.1.1 </w:t>
-      </w:r>
-      <w:r>
-        <w:rPr>
-          <w:lang w:eastAsia="zh-CN"/>
-        </w:rPr>
-        <w:t>项目背景</w:t>
+          <w:rFonts w:ascii="宋体" w:eastAsia="宋体" w:hAnsi="宋体"/>
+          <w:color w:val="000000" w:themeColor="text1"/>
+          <w:lang w:eastAsia="zh-CN"/>
+        </w:rPr>
+        <w:t>2.1.1 项目背景</w:t>
       </w:r>
       <w:bookmarkEnd w:id="6"/>
     </w:p>
@@ -3567,28 +3510,28 @@
     <w:p>
       <w:pPr>
         <w:pStyle w:val="31"/>
-        <w:rPr>
+        <w:spacing w:beforeLines="50" w:before="120" w:afterLines="50" w:after="120"/>
+        <w:rPr>
+          <w:rFonts w:ascii="宋体" w:eastAsia="宋体" w:hAnsi="宋体"/>
+          <w:color w:val="000000" w:themeColor="text1"/>
           <w:lang w:eastAsia="zh-CN"/>
         </w:rPr>
       </w:pPr>
       <w:bookmarkStart w:id="7" w:name="_Toc231941566"/>
       <w:r>
         <w:rPr>
-          <w:lang w:eastAsia="zh-CN"/>
-        </w:rPr>
-        <w:t xml:space="preserve">2.1.2 </w:t>
-      </w:r>
-      <w:r>
-        <w:rPr>
-          <w:lang w:eastAsia="zh-CN"/>
-        </w:rPr>
-        <w:t>相关技术现状</w:t>
+          <w:rFonts w:ascii="宋体" w:eastAsia="宋体" w:hAnsi="宋体"/>
+          <w:color w:val="000000" w:themeColor="text1"/>
+          <w:lang w:eastAsia="zh-CN"/>
+        </w:rPr>
+        <w:t>2.1.2 相关技术现状</w:t>
       </w:r>
       <w:bookmarkEnd w:id="7"/>
     </w:p>
     <w:p>
       <w:pPr>
         <w:rPr>
+          <w:rFonts w:hint="eastAsia"/>
           <w:lang w:eastAsia="zh-CN"/>
         </w:rPr>
       </w:pPr>
@@ -3638,35 +3581,27 @@
         <w:rPr>
           <w:lang w:eastAsia="zh-CN"/>
         </w:rPr>
-        <w:t>场景进行了轻量化剪裁与业务聚焦，将知识库限制在特定课程资料范围内，精细划分教师、学生和管理员三类角色权限，以保障系统在校园网环境下的可落地性</w:t>
-      </w:r>
-      <w:r>
-        <w:rPr>
-          <w:lang w:eastAsia="zh-CN"/>
-        </w:rPr>
-        <w:t>。</w:t>
+        <w:t>场景进行了轻量化剪裁与业务聚焦，将知识库限制在特定课程资料范围内，精细划分教师、学生和管理员三类角色权限，以保障系统在校园网环境下的可落地性。</w:t>
       </w:r>
     </w:p>
     <w:p>
       <w:pPr>
         <w:pStyle w:val="31"/>
-        <w:rPr>
+        <w:spacing w:beforeLines="50" w:before="120" w:afterLines="50" w:after="120"/>
+        <w:rPr>
+          <w:rFonts w:ascii="宋体" w:eastAsia="宋体" w:hAnsi="宋体"/>
+          <w:color w:val="000000" w:themeColor="text1"/>
           <w:lang w:eastAsia="zh-CN"/>
         </w:rPr>
       </w:pPr>
       <w:bookmarkStart w:id="8" w:name="_Toc231941567"/>
       <w:r>
         <w:rPr>
-          <w:lang w:eastAsia="zh-CN"/>
-        </w:rPr>
-        <w:lastRenderedPageBreak/>
-        <w:t xml:space="preserve">2.1.3 </w:t>
-      </w:r>
-      <w:r>
-        <w:rPr>
-          <w:lang w:eastAsia="zh-CN"/>
-        </w:rPr>
-        <w:t>项目的主要开发工作</w:t>
+          <w:rFonts w:ascii="宋体" w:eastAsia="宋体" w:hAnsi="宋体"/>
+          <w:color w:val="000000" w:themeColor="text1"/>
+          <w:lang w:eastAsia="zh-CN"/>
+        </w:rPr>
+        <w:t>2.1.3 项目的主要开发工作</w:t>
       </w:r>
       <w:bookmarkEnd w:id="8"/>
     </w:p>
@@ -3715,22 +3650,21 @@
     <w:p>
       <w:pPr>
         <w:pStyle w:val="31"/>
-        <w:rPr>
+        <w:spacing w:beforeLines="50" w:before="120" w:afterLines="50" w:after="120"/>
+        <w:rPr>
+          <w:rFonts w:ascii="宋体" w:eastAsia="宋体" w:hAnsi="宋体"/>
+          <w:color w:val="000000" w:themeColor="text1"/>
           <w:lang w:eastAsia="zh-CN"/>
         </w:rPr>
       </w:pPr>
       <w:bookmarkStart w:id="9" w:name="_Toc231941568"/>
       <w:r>
         <w:rPr>
-          <w:lang w:eastAsia="zh-CN"/>
-        </w:rPr>
-        <w:t xml:space="preserve">2.1.4 </w:t>
-      </w:r>
-      <w:r>
-        <w:rPr>
-          <w:lang w:eastAsia="zh-CN"/>
-        </w:rPr>
-        <w:t>项目组成员、分工及完成情况</w:t>
+          <w:rFonts w:ascii="宋体" w:eastAsia="宋体" w:hAnsi="宋体"/>
+          <w:color w:val="000000" w:themeColor="text1"/>
+          <w:lang w:eastAsia="zh-CN"/>
+        </w:rPr>
+        <w:t>2.1.4 项目组成员、分工及完成情况</w:t>
       </w:r>
       <w:bookmarkEnd w:id="9"/>
     </w:p>
@@ -4267,45 +4201,46 @@
     <w:p>
       <w:pPr>
         <w:pStyle w:val="21"/>
-        <w:rPr>
+        <w:spacing w:beforeLines="100" w:before="240" w:afterLines="100" w:after="240"/>
+        <w:rPr>
+          <w:rFonts w:ascii="宋体" w:eastAsia="宋体" w:hAnsi="宋体"/>
+          <w:color w:val="000000" w:themeColor="text1"/>
+          <w:sz w:val="30"/>
+          <w:szCs w:val="30"/>
           <w:lang w:eastAsia="zh-CN"/>
         </w:rPr>
       </w:pPr>
       <w:bookmarkStart w:id="10" w:name="_Toc231941569"/>
       <w:r>
         <w:rPr>
-          <w:lang w:eastAsia="zh-CN"/>
-        </w:rPr>
-        <w:lastRenderedPageBreak/>
-        <w:t xml:space="preserve">2.2 </w:t>
-      </w:r>
-      <w:r>
-        <w:rPr>
-          <w:lang w:eastAsia="zh-CN"/>
-        </w:rPr>
-        <w:t>项目策划、分析与设计工作情况</w:t>
+          <w:rFonts w:ascii="宋体" w:eastAsia="宋体" w:hAnsi="宋体"/>
+          <w:color w:val="000000" w:themeColor="text1"/>
+          <w:sz w:val="30"/>
+          <w:szCs w:val="30"/>
+          <w:lang w:eastAsia="zh-CN"/>
+        </w:rPr>
+        <w:t>2.2 项目策划、分析与设计工作情况</w:t>
       </w:r>
       <w:bookmarkEnd w:id="10"/>
     </w:p>
     <w:p>
       <w:pPr>
         <w:pStyle w:val="31"/>
-        <w:rPr>
+        <w:spacing w:beforeLines="50" w:before="120" w:afterLines="50" w:after="120"/>
+        <w:rPr>
+          <w:rFonts w:ascii="宋体" w:eastAsia="宋体" w:hAnsi="宋体"/>
+          <w:color w:val="000000" w:themeColor="text1"/>
           <w:lang w:eastAsia="zh-CN"/>
         </w:rPr>
       </w:pPr>
       <w:bookmarkStart w:id="11" w:name="_Toc231941570"/>
       <w:r>
         <w:rPr>
-          <w:lang w:eastAsia="zh-CN"/>
-        </w:rPr>
-        <w:t xml:space="preserve">2.2.1 </w:t>
-      </w:r>
-      <w:r>
-        <w:rPr>
-          <w:lang w:eastAsia="zh-CN"/>
-        </w:rPr>
-        <w:t>项目立项计划及完成情况</w:t>
+          <w:rFonts w:ascii="宋体" w:eastAsia="宋体" w:hAnsi="宋体"/>
+          <w:color w:val="000000" w:themeColor="text1"/>
+          <w:lang w:eastAsia="zh-CN"/>
+        </w:rPr>
+        <w:t>2.2.1 项目立项计划及完成情况</w:t>
       </w:r>
       <w:bookmarkEnd w:id="11"/>
     </w:p>
@@ -4340,22 +4275,21 @@
     <w:p>
       <w:pPr>
         <w:pStyle w:val="31"/>
-        <w:rPr>
+        <w:spacing w:beforeLines="50" w:before="120" w:afterLines="50" w:after="120"/>
+        <w:rPr>
+          <w:rFonts w:ascii="宋体" w:eastAsia="宋体" w:hAnsi="宋体"/>
+          <w:color w:val="000000" w:themeColor="text1"/>
           <w:lang w:eastAsia="zh-CN"/>
         </w:rPr>
       </w:pPr>
       <w:bookmarkStart w:id="12" w:name="_Toc231941571"/>
       <w:r>
         <w:rPr>
-          <w:lang w:eastAsia="zh-CN"/>
-        </w:rPr>
-        <w:t xml:space="preserve">2.2.2 </w:t>
-      </w:r>
-      <w:r>
-        <w:rPr>
-          <w:lang w:eastAsia="zh-CN"/>
-        </w:rPr>
-        <w:t>系统需求分析工作和结果</w:t>
+          <w:rFonts w:ascii="宋体" w:eastAsia="宋体" w:hAnsi="宋体"/>
+          <w:color w:val="000000" w:themeColor="text1"/>
+          <w:lang w:eastAsia="zh-CN"/>
+        </w:rPr>
+        <w:t>2.2.2 系统需求分析工作和结果</w:t>
       </w:r>
       <w:bookmarkEnd w:id="12"/>
     </w:p>
@@ -4413,7 +4347,6 @@
         <w:rPr>
           <w:noProof/>
         </w:rPr>
-        <w:lastRenderedPageBreak/>
         <w:drawing>
           <wp:inline distT="0" distB="0" distL="0" distR="0" wp14:anchorId="18CC8A22" wp14:editId="79DBEB20">
             <wp:extent cx="5580000" cy="5911839"/>
@@ -4553,7 +4486,6 @@
         <w:rPr>
           <w:noProof/>
         </w:rPr>
-        <w:lastRenderedPageBreak/>
         <w:drawing>
           <wp:inline distT="0" distB="0" distL="0" distR="0" wp14:anchorId="04D83459" wp14:editId="755CE869">
             <wp:extent cx="5760000" cy="3326115"/>
@@ -4823,23 +4755,21 @@
     <w:p>
       <w:pPr>
         <w:pStyle w:val="31"/>
-        <w:rPr>
+        <w:spacing w:beforeLines="50" w:before="120" w:afterLines="50" w:after="120"/>
+        <w:rPr>
+          <w:rFonts w:ascii="宋体" w:eastAsia="宋体" w:hAnsi="宋体"/>
+          <w:color w:val="000000" w:themeColor="text1"/>
           <w:lang w:eastAsia="zh-CN"/>
         </w:rPr>
       </w:pPr>
       <w:bookmarkStart w:id="13" w:name="_Toc231941572"/>
       <w:r>
         <w:rPr>
-          <w:lang w:eastAsia="zh-CN"/>
-        </w:rPr>
-        <w:lastRenderedPageBreak/>
-        <w:t xml:space="preserve">2.2.3 </w:t>
-      </w:r>
-      <w:r>
-        <w:rPr>
-          <w:lang w:eastAsia="zh-CN"/>
-        </w:rPr>
-        <w:t>系统设计工作及结果</w:t>
+          <w:rFonts w:ascii="宋体" w:eastAsia="宋体" w:hAnsi="宋体"/>
+          <w:color w:val="000000" w:themeColor="text1"/>
+          <w:lang w:eastAsia="zh-CN"/>
+        </w:rPr>
+        <w:t>2.2.3 系统设计工作及结果</w:t>
       </w:r>
       <w:bookmarkEnd w:id="13"/>
     </w:p>
@@ -5121,6 +5051,7 @@
           <w:color w:val="auto"/>
           <w:sz w:val="21"/>
           <w:szCs w:val="21"/>
+          <w:lang w:eastAsia="zh-CN"/>
         </w:rPr>
       </w:pPr>
       <w:r>
@@ -5129,6 +5060,7 @@
           <w:color w:val="auto"/>
           <w:sz w:val="21"/>
           <w:szCs w:val="21"/>
+          <w:lang w:eastAsia="zh-CN"/>
         </w:rPr>
         <w:t xml:space="preserve">图 </w:t>
       </w:r>
@@ -5147,6 +5079,7 @@
           <w:color w:val="auto"/>
           <w:sz w:val="21"/>
           <w:szCs w:val="21"/>
+          <w:lang w:eastAsia="zh-CN"/>
         </w:rPr>
         <w:instrText xml:space="preserve"> SEQ 图 \* ARABIC </w:instrText>
       </w:r>
@@ -5166,6 +5099,7 @@
           <w:color w:val="auto"/>
           <w:sz w:val="21"/>
           <w:szCs w:val="21"/>
+          <w:lang w:eastAsia="zh-CN"/>
         </w:rPr>
         <w:t>5</w:t>
       </w:r>
@@ -5188,16 +5122,15 @@
         </w:rPr>
         <w:t xml:space="preserve"> </w:t>
       </w:r>
-      <w:proofErr w:type="spellStart"/>
       <w:r>
         <w:rPr>
           <w:color w:val="auto"/>
           <w:sz w:val="21"/>
           <w:szCs w:val="21"/>
+          <w:lang w:eastAsia="zh-CN"/>
         </w:rPr>
         <w:t>系统部署架构图</w:t>
       </w:r>
-      <w:proofErr w:type="spellEnd"/>
     </w:p>
     <w:p>
       <w:pPr>
@@ -5230,23 +5163,21 @@
     <w:p>
       <w:pPr>
         <w:pStyle w:val="31"/>
-        <w:rPr>
+        <w:spacing w:beforeLines="50" w:before="120" w:afterLines="50" w:after="120"/>
+        <w:rPr>
+          <w:rFonts w:ascii="宋体" w:eastAsia="宋体" w:hAnsi="宋体"/>
+          <w:color w:val="000000" w:themeColor="text1"/>
           <w:lang w:eastAsia="zh-CN"/>
         </w:rPr>
       </w:pPr>
       <w:bookmarkStart w:id="14" w:name="_Toc231941573"/>
       <w:r>
         <w:rPr>
-          <w:lang w:eastAsia="zh-CN"/>
-        </w:rPr>
-        <w:lastRenderedPageBreak/>
-        <w:t xml:space="preserve">2.2.4 </w:t>
-      </w:r>
-      <w:r>
-        <w:rPr>
-          <w:lang w:eastAsia="zh-CN"/>
-        </w:rPr>
-        <w:t>系统具体实现工作及结果</w:t>
+          <w:rFonts w:ascii="宋体" w:eastAsia="宋体" w:hAnsi="宋体"/>
+          <w:color w:val="000000" w:themeColor="text1"/>
+          <w:lang w:eastAsia="zh-CN"/>
+        </w:rPr>
+        <w:t>2.2.4 系统具体实现工作及结果</w:t>
       </w:r>
       <w:bookmarkEnd w:id="14"/>
     </w:p>
@@ -5425,7 +5356,6 @@
         <w:rPr>
           <w:noProof/>
         </w:rPr>
-        <w:lastRenderedPageBreak/>
         <w:drawing>
           <wp:inline distT="0" distB="0" distL="0" distR="0" wp14:anchorId="48A8609E" wp14:editId="7E8F5B2C">
             <wp:extent cx="5760000" cy="3534299"/>
@@ -5696,7 +5626,6 @@
         <w:rPr>
           <w:noProof/>
         </w:rPr>
-        <w:lastRenderedPageBreak/>
         <w:drawing>
           <wp:inline distT="0" distB="0" distL="0" distR="0" wp14:anchorId="37ED5705" wp14:editId="273019FC">
             <wp:extent cx="5760000" cy="3041700"/>
@@ -5992,7 +5921,6 @@
         <w:rPr>
           <w:noProof/>
         </w:rPr>
-        <w:lastRenderedPageBreak/>
         <w:drawing>
           <wp:inline distT="0" distB="0" distL="0" distR="0" wp14:anchorId="7399FAC5" wp14:editId="7536445C">
             <wp:extent cx="5760000" cy="3052233"/>
@@ -6158,22 +6086,21 @@
     <w:p>
       <w:pPr>
         <w:pStyle w:val="31"/>
-        <w:rPr>
+        <w:spacing w:beforeLines="50" w:before="120" w:afterLines="50" w:after="120"/>
+        <w:rPr>
+          <w:rFonts w:ascii="宋体" w:eastAsia="宋体" w:hAnsi="宋体"/>
+          <w:color w:val="000000" w:themeColor="text1"/>
           <w:lang w:eastAsia="zh-CN"/>
         </w:rPr>
       </w:pPr>
       <w:bookmarkStart w:id="15" w:name="_Toc231941574"/>
       <w:r>
         <w:rPr>
-          <w:lang w:eastAsia="zh-CN"/>
-        </w:rPr>
-        <w:t xml:space="preserve">2.2.5 </w:t>
-      </w:r>
-      <w:r>
-        <w:rPr>
-          <w:lang w:eastAsia="zh-CN"/>
-        </w:rPr>
-        <w:t>数据库、资源与知识库组织设计</w:t>
+          <w:rFonts w:ascii="宋体" w:eastAsia="宋体" w:hAnsi="宋体"/>
+          <w:color w:val="000000" w:themeColor="text1"/>
+          <w:lang w:eastAsia="zh-CN"/>
+        </w:rPr>
+        <w:t>2.2.5 数据库、资源与知识库组织设计</w:t>
       </w:r>
       <w:bookmarkEnd w:id="15"/>
     </w:p>
@@ -6258,41 +6185,33 @@
           <w:rFonts w:hint="eastAsia"/>
           <w:lang w:eastAsia="zh-CN"/>
         </w:rPr>
-        <w:lastRenderedPageBreak/>
         <w:t>同时，</w:t>
       </w:r>
       <w:r>
         <w:rPr>
           <w:lang w:eastAsia="zh-CN"/>
         </w:rPr>
-        <w:t>该设计降低了协作复杂度：后端团队专注于数据库模式与业务接口开发，AI 团队专注于知识清洗与检索调优，前端团队通过统一 API 契约进行数据渲染，显著减少了重构成本</w:t>
-      </w:r>
-      <w:r>
-        <w:rPr>
-          <w:lang w:eastAsia="zh-CN"/>
-        </w:rPr>
-        <w:t>。</w:t>
+        <w:t>该设计降低了协作复杂度：后端团队专注于数据库模式与业务接口开发，AI 团队专注于知识清洗与检索调优，前端团队通过统一 API 契约进行数据渲染，显著减少了重构成本。</w:t>
       </w:r>
     </w:p>
     <w:p>
       <w:pPr>
         <w:pStyle w:val="31"/>
-        <w:rPr>
+        <w:spacing w:beforeLines="50" w:before="120" w:afterLines="50" w:after="120"/>
+        <w:rPr>
+          <w:rFonts w:ascii="宋体" w:eastAsia="宋体" w:hAnsi="宋体"/>
+          <w:color w:val="000000" w:themeColor="text1"/>
           <w:lang w:eastAsia="zh-CN"/>
         </w:rPr>
       </w:pPr>
       <w:bookmarkStart w:id="16" w:name="_Toc231941575"/>
       <w:r>
         <w:rPr>
-          <w:lang w:eastAsia="zh-CN"/>
-        </w:rPr>
-        <w:t xml:space="preserve">2.2.6 RAG </w:t>
-      </w:r>
-      <w:r>
-        <w:rPr>
-          <w:lang w:eastAsia="zh-CN"/>
-        </w:rPr>
-        <w:t>与大模型能力的场景化实现</w:t>
+          <w:rFonts w:ascii="宋体" w:eastAsia="宋体" w:hAnsi="宋体"/>
+          <w:color w:val="000000" w:themeColor="text1"/>
+          <w:lang w:eastAsia="zh-CN"/>
+        </w:rPr>
+        <w:t>2.2.6 RAG 与大模型能力的场景化实现</w:t>
       </w:r>
       <w:bookmarkEnd w:id="16"/>
     </w:p>
@@ -6368,35 +6287,51 @@
     <w:p>
       <w:pPr>
         <w:pStyle w:val="21"/>
-        <w:rPr>
+        <w:spacing w:beforeLines="100" w:before="240" w:afterLines="100" w:after="240"/>
+        <w:rPr>
+          <w:rFonts w:ascii="宋体" w:eastAsia="宋体" w:hAnsi="宋体"/>
+          <w:color w:val="000000" w:themeColor="text1"/>
+          <w:sz w:val="30"/>
+          <w:szCs w:val="30"/>
           <w:lang w:eastAsia="zh-CN"/>
         </w:rPr>
       </w:pPr>
       <w:bookmarkStart w:id="17" w:name="_Toc231941576"/>
       <w:r>
         <w:rPr>
-          <w:lang w:eastAsia="zh-CN"/>
-        </w:rPr>
-        <w:t xml:space="preserve">2.3 </w:t>
-      </w:r>
-      <w:r>
-        <w:rPr>
-          <w:lang w:eastAsia="zh-CN"/>
-        </w:rPr>
-        <w:t>系统部署与测试工作情况</w:t>
+          <w:rFonts w:ascii="宋体" w:eastAsia="宋体" w:hAnsi="宋体"/>
+          <w:color w:val="000000" w:themeColor="text1"/>
+          <w:sz w:val="30"/>
+          <w:szCs w:val="30"/>
+          <w:lang w:eastAsia="zh-CN"/>
+        </w:rPr>
+        <w:t>2.3 系统部署与测试工作情况</w:t>
       </w:r>
       <w:bookmarkEnd w:id="17"/>
     </w:p>
     <w:p>
       <w:pPr>
         <w:pStyle w:val="31"/>
+        <w:spacing w:beforeLines="50" w:before="120" w:afterLines="50" w:after="120"/>
+        <w:rPr>
+          <w:rFonts w:ascii="宋体" w:eastAsia="宋体" w:hAnsi="宋体"/>
+          <w:color w:val="000000" w:themeColor="text1"/>
+        </w:rPr>
       </w:pPr>
       <w:bookmarkStart w:id="18" w:name="_Toc231941577"/>
       <w:r>
+        <w:rPr>
+          <w:rFonts w:ascii="宋体" w:eastAsia="宋体" w:hAnsi="宋体"/>
+          <w:color w:val="000000" w:themeColor="text1"/>
+        </w:rPr>
         <w:t xml:space="preserve">2.3.1 </w:t>
       </w:r>
       <w:proofErr w:type="spellStart"/>
       <w:r>
+        <w:rPr>
+          <w:rFonts w:ascii="宋体" w:eastAsia="宋体" w:hAnsi="宋体"/>
+          <w:color w:val="000000" w:themeColor="text1"/>
+        </w:rPr>
         <w:t>系统部署与调试</w:t>
       </w:r>
       <w:bookmarkEnd w:id="18"/>
@@ -6466,35 +6401,27 @@
         <w:rPr>
           <w:lang w:eastAsia="zh-CN"/>
         </w:rPr>
-        <w:t>调试过程中，主要关注以下几个方面：前后端跨域与会话传递是否正常，文件资源路径与数据库元数据是否一致，AI 调用链路在不同输入条件下是否稳定，学生与教师</w:t>
-      </w:r>
-      <w:r>
-        <w:rPr>
-          <w:lang w:eastAsia="zh-CN"/>
-        </w:rPr>
-        <w:lastRenderedPageBreak/>
-        <w:t>角色路由是否匹配，以及管理员大屏统计结果是否能够正确读取后端数据。通过多轮功能调试和接口验证，系统主要链路达到可用状态。</w:t>
+        <w:t>调试过程中，主要关注以下几个方面：前后端跨域与会话传递是否正常，文件资源路径与数据库元数据是否一致，AI 调用链路在不同输入条件下是否稳定，学生与教师角色路由是否匹配，以及管理员大屏统计结果是否能够正确读取后端数据。通过多轮功能调试和接口验证，系统主要链路达到可用状态。</w:t>
       </w:r>
     </w:p>
     <w:p>
       <w:pPr>
         <w:pStyle w:val="31"/>
-        <w:rPr>
+        <w:spacing w:beforeLines="50" w:before="120" w:afterLines="50" w:after="120"/>
+        <w:rPr>
+          <w:rFonts w:ascii="宋体" w:eastAsia="宋体" w:hAnsi="宋体"/>
+          <w:color w:val="000000" w:themeColor="text1"/>
           <w:lang w:eastAsia="zh-CN"/>
         </w:rPr>
       </w:pPr>
       <w:bookmarkStart w:id="19" w:name="_Toc231941578"/>
       <w:r>
         <w:rPr>
-          <w:lang w:eastAsia="zh-CN"/>
-        </w:rPr>
-        <w:t xml:space="preserve">2.3.2 </w:t>
-      </w:r>
-      <w:r>
-        <w:rPr>
-          <w:lang w:eastAsia="zh-CN"/>
-        </w:rPr>
-        <w:t>系统测试</w:t>
+          <w:rFonts w:ascii="宋体" w:eastAsia="宋体" w:hAnsi="宋体"/>
+          <w:color w:val="000000" w:themeColor="text1"/>
+          <w:lang w:eastAsia="zh-CN"/>
+        </w:rPr>
+        <w:t>2.3.2 系统测试</w:t>
       </w:r>
       <w:bookmarkEnd w:id="19"/>
     </w:p>
@@ -7121,11 +7048,7 @@
               </w:rPr>
             </w:pPr>
             <w:r>
-              <w:t>登录接口并发测</w:t>
-            </w:r>
-            <w:r>
-              <w:lastRenderedPageBreak/>
-              <w:t>试</w:t>
+              <w:t>登录接口并发测试</w:t>
             </w:r>
           </w:p>
         </w:tc>
@@ -7142,12 +7065,7 @@
               </w:rPr>
             </w:pPr>
             <w:r>
-              <w:lastRenderedPageBreak/>
-              <w:t xml:space="preserve">P90 &lt; 300ms，错误率 </w:t>
-            </w:r>
-            <w:r>
-              <w:lastRenderedPageBreak/>
-              <w:t>&lt; 1%</w:t>
+              <w:t>P90 &lt; 300ms，错误率 &lt; 1%</w:t>
             </w:r>
           </w:p>
         </w:tc>
@@ -7164,7 +7082,6 @@
               </w:rPr>
             </w:pPr>
             <w:r>
-              <w:lastRenderedPageBreak/>
               <w:t>P90=145ms，错误率=0.2%</w:t>
             </w:r>
           </w:p>
@@ -7727,22 +7644,21 @@
     <w:p>
       <w:pPr>
         <w:pStyle w:val="31"/>
-        <w:rPr>
+        <w:spacing w:beforeLines="50" w:before="120" w:afterLines="50" w:after="120"/>
+        <w:rPr>
+          <w:rFonts w:ascii="宋体" w:eastAsia="宋体" w:hAnsi="宋体"/>
+          <w:color w:val="000000" w:themeColor="text1"/>
           <w:lang w:eastAsia="zh-CN"/>
         </w:rPr>
       </w:pPr>
       <w:bookmarkStart w:id="20" w:name="_Toc231941579"/>
       <w:r>
         <w:rPr>
-          <w:lang w:eastAsia="zh-CN"/>
-        </w:rPr>
-        <w:t xml:space="preserve">2.3.3 </w:t>
-      </w:r>
-      <w:r>
-        <w:rPr>
-          <w:lang w:eastAsia="zh-CN"/>
-        </w:rPr>
-        <w:t>典型测试用例与质量分析</w:t>
+          <w:rFonts w:ascii="宋体" w:eastAsia="宋体" w:hAnsi="宋体"/>
+          <w:color w:val="000000" w:themeColor="text1"/>
+          <w:lang w:eastAsia="zh-CN"/>
+        </w:rPr>
+        <w:t>2.3.3 典型测试用例与质量分析</w:t>
       </w:r>
       <w:bookmarkEnd w:id="20"/>
     </w:p>
@@ -7785,7 +7701,6 @@
         <w:rPr>
           <w:lang w:eastAsia="zh-CN"/>
         </w:rPr>
-        <w:lastRenderedPageBreak/>
         <w:t>其次是教师创建班级、学生通过班级</w:t>
       </w:r>
       <w:proofErr w:type="gramStart"/>
@@ -8345,22 +8260,25 @@
     <w:p>
       <w:pPr>
         <w:pStyle w:val="21"/>
-        <w:rPr>
+        <w:spacing w:beforeLines="100" w:before="240" w:afterLines="100" w:after="240"/>
+        <w:rPr>
+          <w:rFonts w:ascii="宋体" w:eastAsia="宋体" w:hAnsi="宋体"/>
+          <w:color w:val="000000" w:themeColor="text1"/>
+          <w:sz w:val="30"/>
+          <w:szCs w:val="30"/>
           <w:lang w:eastAsia="zh-CN"/>
         </w:rPr>
       </w:pPr>
       <w:bookmarkStart w:id="21" w:name="_Toc231941580"/>
       <w:r>
         <w:rPr>
-          <w:lang w:eastAsia="zh-CN"/>
-        </w:rPr>
-        <w:t xml:space="preserve">2.4 </w:t>
-      </w:r>
-      <w:r>
-        <w:rPr>
-          <w:lang w:eastAsia="zh-CN"/>
-        </w:rPr>
-        <w:t>项目管理相关工具使用情况</w:t>
+          <w:rFonts w:ascii="宋体" w:eastAsia="宋体" w:hAnsi="宋体"/>
+          <w:color w:val="000000" w:themeColor="text1"/>
+          <w:sz w:val="30"/>
+          <w:szCs w:val="30"/>
+          <w:lang w:eastAsia="zh-CN"/>
+        </w:rPr>
+        <w:t>2.4 项目管理相关工具使用情况</w:t>
       </w:r>
       <w:bookmarkEnd w:id="21"/>
     </w:p>
@@ -8403,14 +8321,7 @@
         <w:rPr>
           <w:lang w:eastAsia="zh-CN"/>
         </w:rPr>
-        <w:t xml:space="preserve"> 与浏览器调试工具；</w:t>
-      </w:r>
-      <w:r>
-        <w:rPr>
-          <w:lang w:eastAsia="zh-CN"/>
-        </w:rPr>
-        <w:lastRenderedPageBreak/>
-        <w:t>接口联调方面使用 Postman 和接口文档；版本协作方面使用 Git 进行代码管理；文档与汇报方面使用 Word、Markdown、PPT 进行规范化整理与答辩展示。</w:t>
+        <w:t xml:space="preserve"> 与浏览器调试工具；接口联调方面使用 Postman 和接口文档；版本协作方面使用 Git 进行代码管理；文档与汇报方面使用 Word、Markdown、PPT 进行规范化整理与答辩展示。</w:t>
       </w:r>
     </w:p>
     <w:p>
@@ -8495,44 +8406,46 @@
     <w:p>
       <w:pPr>
         <w:pStyle w:val="21"/>
-        <w:rPr>
+        <w:spacing w:beforeLines="100" w:before="240" w:afterLines="100" w:after="240"/>
+        <w:rPr>
+          <w:rFonts w:ascii="宋体" w:eastAsia="宋体" w:hAnsi="宋体"/>
+          <w:color w:val="000000" w:themeColor="text1"/>
+          <w:sz w:val="30"/>
+          <w:szCs w:val="30"/>
           <w:lang w:eastAsia="zh-CN"/>
         </w:rPr>
       </w:pPr>
       <w:bookmarkStart w:id="22" w:name="_Toc231941581"/>
       <w:r>
         <w:rPr>
-          <w:lang w:eastAsia="zh-CN"/>
-        </w:rPr>
-        <w:t xml:space="preserve">2.5 </w:t>
-      </w:r>
-      <w:r>
-        <w:rPr>
-          <w:lang w:eastAsia="zh-CN"/>
-        </w:rPr>
-        <w:t>项目讨论与体会</w:t>
+          <w:rFonts w:ascii="宋体" w:eastAsia="宋体" w:hAnsi="宋体"/>
+          <w:color w:val="000000" w:themeColor="text1"/>
+          <w:sz w:val="30"/>
+          <w:szCs w:val="30"/>
+          <w:lang w:eastAsia="zh-CN"/>
+        </w:rPr>
+        <w:t>2.5 项目讨论与体会</w:t>
       </w:r>
       <w:bookmarkEnd w:id="22"/>
     </w:p>
     <w:p>
       <w:pPr>
         <w:pStyle w:val="31"/>
-        <w:rPr>
+        <w:spacing w:beforeLines="50" w:before="120" w:afterLines="50" w:after="120"/>
+        <w:rPr>
+          <w:rFonts w:ascii="宋体" w:eastAsia="宋体" w:hAnsi="宋体"/>
+          <w:color w:val="000000" w:themeColor="text1"/>
           <w:lang w:eastAsia="zh-CN"/>
         </w:rPr>
       </w:pPr>
       <w:bookmarkStart w:id="23" w:name="_Toc231941582"/>
       <w:r>
         <w:rPr>
-          <w:lang w:eastAsia="zh-CN"/>
-        </w:rPr>
-        <w:t xml:space="preserve">2.5.1 </w:t>
-      </w:r>
-      <w:r>
-        <w:rPr>
-          <w:lang w:eastAsia="zh-CN"/>
-        </w:rPr>
-        <w:t>对项目过程的体会</w:t>
+          <w:rFonts w:ascii="宋体" w:eastAsia="宋体" w:hAnsi="宋体"/>
+          <w:color w:val="000000" w:themeColor="text1"/>
+          <w:lang w:eastAsia="zh-CN"/>
+        </w:rPr>
+        <w:t>2.5.1 对项目过程的体会</w:t>
       </w:r>
       <w:bookmarkEnd w:id="23"/>
     </w:p>
@@ -8595,22 +8508,21 @@
     <w:p>
       <w:pPr>
         <w:pStyle w:val="31"/>
-        <w:rPr>
+        <w:spacing w:beforeLines="50" w:before="120" w:afterLines="50" w:after="120"/>
+        <w:rPr>
+          <w:rFonts w:ascii="宋体" w:eastAsia="宋体" w:hAnsi="宋体"/>
+          <w:color w:val="000000" w:themeColor="text1"/>
           <w:lang w:eastAsia="zh-CN"/>
         </w:rPr>
       </w:pPr>
       <w:bookmarkStart w:id="24" w:name="_Toc231941583"/>
       <w:r>
         <w:rPr>
-          <w:lang w:eastAsia="zh-CN"/>
-        </w:rPr>
-        <w:t xml:space="preserve">2.5.2 </w:t>
-      </w:r>
-      <w:r>
-        <w:rPr>
-          <w:lang w:eastAsia="zh-CN"/>
-        </w:rPr>
-        <w:t>项目管理过程优点与不足</w:t>
+          <w:rFonts w:ascii="宋体" w:eastAsia="宋体" w:hAnsi="宋体"/>
+          <w:color w:val="000000" w:themeColor="text1"/>
+          <w:lang w:eastAsia="zh-CN"/>
+        </w:rPr>
+        <w:t>2.5.2 项目管理过程优点与不足</w:t>
       </w:r>
       <w:bookmarkEnd w:id="24"/>
     </w:p>
@@ -8639,14 +8551,7 @@
         <w:rPr>
           <w:lang w:eastAsia="zh-CN"/>
         </w:rPr>
-        <w:t>从不足看，也存在值得总结的问题。第一，部分任务虽然有分工，但中间状态的可见性还不够强，个别工作在临近节点时才暴露进度风险；第二，AI 相关功能在不同场</w:t>
-      </w:r>
-      <w:r>
-        <w:rPr>
-          <w:lang w:eastAsia="zh-CN"/>
-        </w:rPr>
-        <w:lastRenderedPageBreak/>
-        <w:t>景下的稳定性</w:t>
+        <w:t>从不足看，也存在值得总结的问题。第一，部分任务虽然有分工，但中间状态的可见性还不够强，个别工作在临近节点时才暴露进度风险；第二，AI 相关功能在不同场景下的稳定性</w:t>
       </w:r>
       <w:proofErr w:type="gramStart"/>
       <w:r>
@@ -8707,28 +8612,28 @@
     <w:p>
       <w:pPr>
         <w:pStyle w:val="31"/>
-        <w:rPr>
+        <w:spacing w:beforeLines="50" w:before="120" w:afterLines="50" w:after="120"/>
+        <w:rPr>
+          <w:rFonts w:ascii="宋体" w:eastAsia="宋体" w:hAnsi="宋体"/>
+          <w:color w:val="000000" w:themeColor="text1"/>
           <w:lang w:eastAsia="zh-CN"/>
         </w:rPr>
       </w:pPr>
       <w:bookmarkStart w:id="25" w:name="_Toc231941584"/>
       <w:r>
         <w:rPr>
-          <w:lang w:eastAsia="zh-CN"/>
-        </w:rPr>
-        <w:t xml:space="preserve">2.5.3 </w:t>
-      </w:r>
-      <w:r>
-        <w:rPr>
-          <w:lang w:eastAsia="zh-CN"/>
-        </w:rPr>
-        <w:t>后续优化方向与持续改进建议</w:t>
+          <w:rFonts w:ascii="宋体" w:eastAsia="宋体" w:hAnsi="宋体"/>
+          <w:color w:val="000000" w:themeColor="text1"/>
+          <w:lang w:eastAsia="zh-CN"/>
+        </w:rPr>
+        <w:t>2.5.3 后续优化方向与持续改进建议</w:t>
       </w:r>
       <w:bookmarkEnd w:id="25"/>
     </w:p>
     <w:p>
       <w:pPr>
         <w:rPr>
+          <w:rFonts w:hint="eastAsia"/>
           <w:lang w:eastAsia="zh-CN"/>
         </w:rPr>
       </w:pPr>
@@ -8755,7 +8660,12 @@
     <w:p>
       <w:pPr>
         <w:pStyle w:val="a0"/>
-        <w:rPr>
+        <w:numPr>
+          <w:ilvl w:val="0"/>
+          <w:numId w:val="10"/>
+        </w:numPr>
+        <w:rPr>
+          <w:rFonts w:hint="eastAsia"/>
           <w:lang w:eastAsia="zh-CN"/>
         </w:rPr>
       </w:pPr>
@@ -8776,7 +8686,12 @@
     <w:p>
       <w:pPr>
         <w:pStyle w:val="a0"/>
-        <w:rPr>
+        <w:numPr>
+          <w:ilvl w:val="0"/>
+          <w:numId w:val="10"/>
+        </w:numPr>
+        <w:rPr>
+          <w:rFonts w:hint="eastAsia"/>
           <w:lang w:eastAsia="zh-CN"/>
         </w:rPr>
       </w:pPr>
@@ -8804,7 +8719,12 @@
     <w:p>
       <w:pPr>
         <w:pStyle w:val="a0"/>
-        <w:rPr>
+        <w:numPr>
+          <w:ilvl w:val="0"/>
+          <w:numId w:val="10"/>
+        </w:numPr>
+        <w:rPr>
+          <w:rFonts w:hint="eastAsia"/>
           <w:lang w:eastAsia="zh-CN"/>
         </w:rPr>
       </w:pPr>
@@ -8832,6 +8752,10 @@
     <w:p>
       <w:pPr>
         <w:pStyle w:val="a0"/>
+        <w:numPr>
+          <w:ilvl w:val="0"/>
+          <w:numId w:val="10"/>
+        </w:numPr>
         <w:rPr>
           <w:rFonts w:hint="eastAsia"/>
           <w:lang w:eastAsia="zh-CN"/>
@@ -8861,22 +8785,25 @@
     <w:p>
       <w:pPr>
         <w:pStyle w:val="21"/>
-        <w:rPr>
+        <w:spacing w:beforeLines="100" w:before="240" w:afterLines="100" w:after="240"/>
+        <w:rPr>
+          <w:rFonts w:ascii="宋体" w:eastAsia="宋体" w:hAnsi="宋体"/>
+          <w:color w:val="000000" w:themeColor="text1"/>
+          <w:sz w:val="30"/>
+          <w:szCs w:val="30"/>
           <w:lang w:eastAsia="zh-CN"/>
         </w:rPr>
       </w:pPr>
       <w:bookmarkStart w:id="26" w:name="_Toc231941585"/>
       <w:r>
         <w:rPr>
-          <w:lang w:eastAsia="zh-CN"/>
-        </w:rPr>
-        <w:t xml:space="preserve">2.6 </w:t>
-      </w:r>
-      <w:r>
-        <w:rPr>
-          <w:lang w:eastAsia="zh-CN"/>
-        </w:rPr>
-        <w:t>参考资料</w:t>
+          <w:rFonts w:ascii="宋体" w:eastAsia="宋体" w:hAnsi="宋体"/>
+          <w:color w:val="000000" w:themeColor="text1"/>
+          <w:sz w:val="30"/>
+          <w:szCs w:val="30"/>
+          <w:lang w:eastAsia="zh-CN"/>
+        </w:rPr>
+        <w:t>2.6 参考资料</w:t>
       </w:r>
       <w:bookmarkEnd w:id="26"/>
     </w:p>
@@ -8897,6 +8824,10 @@
     <w:p>
       <w:pPr>
         <w:pStyle w:val="a0"/>
+        <w:numPr>
+          <w:ilvl w:val="0"/>
+          <w:numId w:val="11"/>
+        </w:numPr>
         <w:rPr>
           <w:rFonts w:hint="eastAsia"/>
           <w:lang w:eastAsia="zh-CN"/>
@@ -8912,6 +8843,10 @@
     <w:p>
       <w:pPr>
         <w:pStyle w:val="a0"/>
+        <w:numPr>
+          <w:ilvl w:val="0"/>
+          <w:numId w:val="11"/>
+        </w:numPr>
         <w:rPr>
           <w:rFonts w:hint="eastAsia"/>
           <w:lang w:eastAsia="zh-CN"/>
@@ -8927,6 +8862,10 @@
     <w:p>
       <w:pPr>
         <w:pStyle w:val="a0"/>
+        <w:numPr>
+          <w:ilvl w:val="0"/>
+          <w:numId w:val="11"/>
+        </w:numPr>
         <w:rPr>
           <w:rFonts w:hint="eastAsia"/>
           <w:lang w:eastAsia="zh-CN"/>
@@ -8942,6 +8881,10 @@
     <w:p>
       <w:pPr>
         <w:pStyle w:val="a0"/>
+        <w:numPr>
+          <w:ilvl w:val="0"/>
+          <w:numId w:val="11"/>
+        </w:numPr>
         <w:rPr>
           <w:rFonts w:hint="eastAsia"/>
           <w:lang w:eastAsia="zh-CN"/>
@@ -8957,6 +8900,10 @@
     <w:p>
       <w:pPr>
         <w:pStyle w:val="a0"/>
+        <w:numPr>
+          <w:ilvl w:val="0"/>
+          <w:numId w:val="11"/>
+        </w:numPr>
         <w:rPr>
           <w:rFonts w:hint="eastAsia"/>
           <w:lang w:eastAsia="zh-CN"/>
@@ -8972,22 +8919,29 @@
     <w:p>
       <w:pPr>
         <w:pStyle w:val="a0"/>
-        <w:rPr>
-          <w:rFonts w:hint="eastAsia"/>
-          <w:lang w:eastAsia="zh-CN"/>
-        </w:rPr>
-      </w:pPr>
-      <w:r>
-        <w:rPr>
-          <w:lang w:eastAsia="zh-CN"/>
-        </w:rPr>
-        <w:lastRenderedPageBreak/>
+        <w:numPr>
+          <w:ilvl w:val="0"/>
+          <w:numId w:val="11"/>
+        </w:numPr>
+        <w:rPr>
+          <w:rFonts w:hint="eastAsia"/>
+          <w:lang w:eastAsia="zh-CN"/>
+        </w:rPr>
+      </w:pPr>
+      <w:r>
+        <w:rPr>
+          <w:lang w:eastAsia="zh-CN"/>
+        </w:rPr>
         <w:t>《项目测试文档》：用于提取功能、性能、接口和一致性测试结果。</w:t>
       </w:r>
     </w:p>
     <w:p>
       <w:pPr>
         <w:pStyle w:val="a0"/>
+        <w:numPr>
+          <w:ilvl w:val="0"/>
+          <w:numId w:val="11"/>
+        </w:numPr>
         <w:rPr>
           <w:rFonts w:hint="eastAsia"/>
           <w:lang w:eastAsia="zh-CN"/>
@@ -9003,13 +8957,22 @@
     <w:p>
       <w:pPr>
         <w:pStyle w:val="21"/>
-        <w:rPr>
+        <w:spacing w:beforeLines="100" w:before="240" w:afterLines="100" w:after="240"/>
+        <w:rPr>
+          <w:rFonts w:ascii="宋体" w:eastAsia="宋体" w:hAnsi="宋体"/>
+          <w:color w:val="000000" w:themeColor="text1"/>
+          <w:sz w:val="30"/>
+          <w:szCs w:val="30"/>
           <w:lang w:eastAsia="zh-CN"/>
         </w:rPr>
       </w:pPr>
       <w:bookmarkStart w:id="27" w:name="_Toc231941586"/>
       <w:r>
         <w:rPr>
+          <w:rFonts w:ascii="宋体" w:eastAsia="宋体" w:hAnsi="宋体"/>
+          <w:color w:val="000000" w:themeColor="text1"/>
+          <w:sz w:val="30"/>
+          <w:szCs w:val="30"/>
           <w:lang w:eastAsia="zh-CN"/>
         </w:rPr>
         <w:t>附录：项目关键信息摘要</w:t>
@@ -9471,48 +9434,6 @@
           </w:p>
         </w:tc>
       </w:tr>
-      <w:tr>
-        <w:tc>
-          <w:tcPr>
-            <w:cnfStyle w:val="001000000000" w:firstRow="0" w:lastRow="0" w:firstColumn="1" w:lastColumn="0" w:oddVBand="0" w:evenVBand="0" w:oddHBand="0" w:evenHBand="0" w:firstRowFirstColumn="0" w:firstRowLastColumn="0" w:lastRowFirstColumn="0" w:lastRowLastColumn="0"/>
-            <w:tcW w:w="1951" w:type="dxa"/>
-          </w:tcPr>
-          <w:p>
-            <w:pPr>
-              <w:rPr>
-                <w:rFonts w:hint="eastAsia"/>
-              </w:rPr>
-            </w:pPr>
-            <w:proofErr w:type="spellStart"/>
-            <w:r>
-              <w:t>个人角色</w:t>
-            </w:r>
-            <w:proofErr w:type="spellEnd"/>
-          </w:p>
-        </w:tc>
-        <w:tc>
-          <w:tcPr>
-            <w:tcW w:w="7171" w:type="dxa"/>
-          </w:tcPr>
-          <w:p>
-            <w:pPr>
-              <w:keepNext/>
-              <w:ind w:firstLine="0"/>
-              <w:cnfStyle w:val="000000000000" w:firstRow="0" w:lastRow="0" w:firstColumn="0" w:lastColumn="0" w:oddVBand="0" w:evenVBand="0" w:oddHBand="0" w:evenHBand="0" w:firstRowFirstColumn="0" w:firstRowLastColumn="0" w:lastRowFirstColumn="0" w:lastRowLastColumn="0"/>
-              <w:rPr>
-                <w:rFonts w:hint="eastAsia"/>
-                <w:lang w:eastAsia="zh-CN"/>
-              </w:rPr>
-            </w:pPr>
-            <w:r>
-              <w:rPr>
-                <w:lang w:eastAsia="zh-CN"/>
-              </w:rPr>
-              <w:t>魏杨广，项目经理 / 项目组长</w:t>
-            </w:r>
-          </w:p>
-        </w:tc>
-      </w:tr>
     </w:tbl>
     <w:p>
       <w:pPr>
@@ -9607,28 +9528,25 @@
     <w:p>
       <w:pPr>
         <w:pStyle w:val="21"/>
-        <w:rPr>
+        <w:spacing w:beforeLines="100" w:before="240" w:afterLines="100" w:after="240"/>
+        <w:rPr>
+          <w:rFonts w:ascii="宋体" w:eastAsia="宋体" w:hAnsi="宋体"/>
+          <w:color w:val="000000" w:themeColor="text1"/>
+          <w:sz w:val="30"/>
+          <w:szCs w:val="30"/>
           <w:lang w:eastAsia="zh-CN"/>
         </w:rPr>
       </w:pPr>
       <w:bookmarkStart w:id="28" w:name="_Toc231941587"/>
       <w:r>
         <w:rPr>
-          <w:lang w:eastAsia="zh-CN"/>
-        </w:rPr>
-        <w:t>附录</w:t>
-      </w:r>
-      <w:r>
-        <w:rPr>
-          <w:lang w:eastAsia="zh-CN"/>
-        </w:rPr>
-        <w:t xml:space="preserve"> A</w:t>
-      </w:r>
-      <w:r>
-        <w:rPr>
-          <w:lang w:eastAsia="zh-CN"/>
-        </w:rPr>
-        <w:t>：项目阶段复盘</w:t>
+          <w:rFonts w:ascii="宋体" w:eastAsia="宋体" w:hAnsi="宋体"/>
+          <w:color w:val="000000" w:themeColor="text1"/>
+          <w:sz w:val="30"/>
+          <w:szCs w:val="30"/>
+          <w:lang w:eastAsia="zh-CN"/>
+        </w:rPr>
+        <w:t>附录 A：项目阶段复盘</w:t>
       </w:r>
       <w:bookmarkEnd w:id="28"/>
     </w:p>
@@ -9685,14 +9603,7 @@
         <w:rPr>
           <w:lang w:eastAsia="zh-CN"/>
         </w:rPr>
-        <w:t>阶段三（核心功能开发）是工作量最大的阶段。此时需要同时推进前端页面、后端接口、数据库结构、资源存储和 AI 模块联通。如果仅从代码量角度衡量，很容易忽略</w:t>
-      </w:r>
-      <w:r>
-        <w:rPr>
-          <w:lang w:eastAsia="zh-CN"/>
-        </w:rPr>
-        <w:lastRenderedPageBreak/>
-        <w:t>项目管理价值；但实际情况是，开发阶段是否顺畅，往往取决于前期拆解是否合理、同步是否及时以及接口口径是否稳定。</w:t>
+        <w:t>阶段三（核心功能开发）是工作量最大的阶段。此时需要同时推进前端页面、后端接口、数据库结构、资源存储和 AI 模块联通。如果仅从代码量角度衡量，很容易忽略项目管理价值；但实际情况是，开发阶段是否顺畅，往往取决于前期拆解是否合理、同步是否及时以及接口口径是否稳定。</w:t>
       </w:r>
     </w:p>
     <w:p>
@@ -9740,28 +9651,25 @@
     <w:p>
       <w:pPr>
         <w:pStyle w:val="21"/>
-        <w:rPr>
+        <w:spacing w:beforeLines="100" w:before="240" w:afterLines="100" w:after="240"/>
+        <w:rPr>
+          <w:rFonts w:ascii="宋体" w:eastAsia="宋体" w:hAnsi="宋体"/>
+          <w:color w:val="000000" w:themeColor="text1"/>
+          <w:sz w:val="30"/>
+          <w:szCs w:val="30"/>
           <w:lang w:eastAsia="zh-CN"/>
         </w:rPr>
       </w:pPr>
       <w:bookmarkStart w:id="29" w:name="_Toc231941588"/>
       <w:r>
         <w:rPr>
-          <w:lang w:eastAsia="zh-CN"/>
-        </w:rPr>
-        <w:t>附录</w:t>
-      </w:r>
-      <w:r>
-        <w:rPr>
-          <w:lang w:eastAsia="zh-CN"/>
-        </w:rPr>
-        <w:t xml:space="preserve"> B</w:t>
-      </w:r>
-      <w:r>
-        <w:rPr>
-          <w:lang w:eastAsia="zh-CN"/>
-        </w:rPr>
-        <w:t>：项目风险与应对矩阵</w:t>
+          <w:rFonts w:ascii="宋体" w:eastAsia="宋体" w:hAnsi="宋体"/>
+          <w:color w:val="000000" w:themeColor="text1"/>
+          <w:sz w:val="30"/>
+          <w:szCs w:val="30"/>
+          <w:lang w:eastAsia="zh-CN"/>
+        </w:rPr>
+        <w:t>附录 B：项目风险与应对矩阵</w:t>
       </w:r>
       <w:bookmarkEnd w:id="29"/>
     </w:p>
@@ -10653,6 +10561,178 @@
       </w:rPr>
     </w:lvl>
   </w:abstractNum>
+  <w:abstractNum w:abstractNumId="9" w15:restartNumberingAfterBreak="0">
+    <w:nsid w:val="1D5A4CC8"/>
+    <w:multiLevelType w:val="hybridMultilevel"/>
+    <w:tmpl w:val="AA58773E"/>
+    <w:lvl w:ilvl="0" w:tplc="0409000F">
+      <w:start w:val="1"/>
+      <w:numFmt w:val="decimal"/>
+      <w:lvlText w:val="%1."/>
+      <w:lvlJc w:val="left"/>
+      <w:pPr>
+        <w:ind w:left="440" w:hanging="440"/>
+      </w:pPr>
+    </w:lvl>
+    <w:lvl w:ilvl="1" w:tplc="04090019" w:tentative="1">
+      <w:start w:val="1"/>
+      <w:numFmt w:val="lowerLetter"/>
+      <w:lvlText w:val="%2)"/>
+      <w:lvlJc w:val="left"/>
+      <w:pPr>
+        <w:ind w:left="880" w:hanging="440"/>
+      </w:pPr>
+    </w:lvl>
+    <w:lvl w:ilvl="2" w:tplc="0409001B" w:tentative="1">
+      <w:start w:val="1"/>
+      <w:numFmt w:val="lowerRoman"/>
+      <w:lvlText w:val="%3."/>
+      <w:lvlJc w:val="right"/>
+      <w:pPr>
+        <w:ind w:left="1320" w:hanging="440"/>
+      </w:pPr>
+    </w:lvl>
+    <w:lvl w:ilvl="3" w:tplc="0409000F" w:tentative="1">
+      <w:start w:val="1"/>
+      <w:numFmt w:val="decimal"/>
+      <w:lvlText w:val="%4."/>
+      <w:lvlJc w:val="left"/>
+      <w:pPr>
+        <w:ind w:left="1760" w:hanging="440"/>
+      </w:pPr>
+    </w:lvl>
+    <w:lvl w:ilvl="4" w:tplc="04090019" w:tentative="1">
+      <w:start w:val="1"/>
+      <w:numFmt w:val="lowerLetter"/>
+      <w:lvlText w:val="%5)"/>
+      <w:lvlJc w:val="left"/>
+      <w:pPr>
+        <w:ind w:left="2200" w:hanging="440"/>
+      </w:pPr>
+    </w:lvl>
+    <w:lvl w:ilvl="5" w:tplc="0409001B" w:tentative="1">
+      <w:start w:val="1"/>
+      <w:numFmt w:val="lowerRoman"/>
+      <w:lvlText w:val="%6."/>
+      <w:lvlJc w:val="right"/>
+      <w:pPr>
+        <w:ind w:left="2640" w:hanging="440"/>
+      </w:pPr>
+    </w:lvl>
+    <w:lvl w:ilvl="6" w:tplc="0409000F" w:tentative="1">
+      <w:start w:val="1"/>
+      <w:numFmt w:val="decimal"/>
+      <w:lvlText w:val="%7."/>
+      <w:lvlJc w:val="left"/>
+      <w:pPr>
+        <w:ind w:left="3080" w:hanging="440"/>
+      </w:pPr>
+    </w:lvl>
+    <w:lvl w:ilvl="7" w:tplc="04090019" w:tentative="1">
+      <w:start w:val="1"/>
+      <w:numFmt w:val="lowerLetter"/>
+      <w:lvlText w:val="%8)"/>
+      <w:lvlJc w:val="left"/>
+      <w:pPr>
+        <w:ind w:left="3520" w:hanging="440"/>
+      </w:pPr>
+    </w:lvl>
+    <w:lvl w:ilvl="8" w:tplc="0409001B" w:tentative="1">
+      <w:start w:val="1"/>
+      <w:numFmt w:val="lowerRoman"/>
+      <w:lvlText w:val="%9."/>
+      <w:lvlJc w:val="right"/>
+      <w:pPr>
+        <w:ind w:left="3960" w:hanging="440"/>
+      </w:pPr>
+    </w:lvl>
+  </w:abstractNum>
+  <w:abstractNum w:abstractNumId="10" w15:restartNumberingAfterBreak="0">
+    <w:nsid w:val="46AD314C"/>
+    <w:multiLevelType w:val="hybridMultilevel"/>
+    <w:tmpl w:val="FDA42204"/>
+    <w:lvl w:ilvl="0" w:tplc="0409000F">
+      <w:start w:val="1"/>
+      <w:numFmt w:val="decimal"/>
+      <w:lvlText w:val="%1."/>
+      <w:lvlJc w:val="left"/>
+      <w:pPr>
+        <w:ind w:left="440" w:hanging="440"/>
+      </w:pPr>
+    </w:lvl>
+    <w:lvl w:ilvl="1" w:tplc="04090019" w:tentative="1">
+      <w:start w:val="1"/>
+      <w:numFmt w:val="lowerLetter"/>
+      <w:lvlText w:val="%2)"/>
+      <w:lvlJc w:val="left"/>
+      <w:pPr>
+        <w:ind w:left="880" w:hanging="440"/>
+      </w:pPr>
+    </w:lvl>
+    <w:lvl w:ilvl="2" w:tplc="0409001B" w:tentative="1">
+      <w:start w:val="1"/>
+      <w:numFmt w:val="lowerRoman"/>
+      <w:lvlText w:val="%3."/>
+      <w:lvlJc w:val="right"/>
+      <w:pPr>
+        <w:ind w:left="1320" w:hanging="440"/>
+      </w:pPr>
+    </w:lvl>
+    <w:lvl w:ilvl="3" w:tplc="0409000F" w:tentative="1">
+      <w:start w:val="1"/>
+      <w:numFmt w:val="decimal"/>
+      <w:lvlText w:val="%4."/>
+      <w:lvlJc w:val="left"/>
+      <w:pPr>
+        <w:ind w:left="1760" w:hanging="440"/>
+      </w:pPr>
+    </w:lvl>
+    <w:lvl w:ilvl="4" w:tplc="04090019" w:tentative="1">
+      <w:start w:val="1"/>
+      <w:numFmt w:val="lowerLetter"/>
+      <w:lvlText w:val="%5)"/>
+      <w:lvlJc w:val="left"/>
+      <w:pPr>
+        <w:ind w:left="2200" w:hanging="440"/>
+      </w:pPr>
+    </w:lvl>
+    <w:lvl w:ilvl="5" w:tplc="0409001B" w:tentative="1">
+      <w:start w:val="1"/>
+      <w:numFmt w:val="lowerRoman"/>
+      <w:lvlText w:val="%6."/>
+      <w:lvlJc w:val="right"/>
+      <w:pPr>
+        <w:ind w:left="2640" w:hanging="440"/>
+      </w:pPr>
+    </w:lvl>
+    <w:lvl w:ilvl="6" w:tplc="0409000F" w:tentative="1">
+      <w:start w:val="1"/>
+      <w:numFmt w:val="decimal"/>
+      <w:lvlText w:val="%7."/>
+      <w:lvlJc w:val="left"/>
+      <w:pPr>
+        <w:ind w:left="3080" w:hanging="440"/>
+      </w:pPr>
+    </w:lvl>
+    <w:lvl w:ilvl="7" w:tplc="04090019" w:tentative="1">
+      <w:start w:val="1"/>
+      <w:numFmt w:val="lowerLetter"/>
+      <w:lvlText w:val="%8)"/>
+      <w:lvlJc w:val="left"/>
+      <w:pPr>
+        <w:ind w:left="3520" w:hanging="440"/>
+      </w:pPr>
+    </w:lvl>
+    <w:lvl w:ilvl="8" w:tplc="0409001B" w:tentative="1">
+      <w:start w:val="1"/>
+      <w:numFmt w:val="lowerRoman"/>
+      <w:lvlText w:val="%9."/>
+      <w:lvlJc w:val="right"/>
+      <w:pPr>
+        <w:ind w:left="3960" w:hanging="440"/>
+      </w:pPr>
+    </w:lvl>
+  </w:abstractNum>
   <w:num w:numId="1" w16cid:durableId="172041151">
     <w:abstractNumId w:val="8"/>
   </w:num>
@@ -10679,6 +10759,12 @@
   </w:num>
   <w:num w:numId="9" w16cid:durableId="1044064305">
     <w:abstractNumId w:val="0"/>
+  </w:num>
+  <w:num w:numId="10" w16cid:durableId="481701771">
+    <w:abstractNumId w:val="9"/>
+  </w:num>
+  <w:num w:numId="11" w16cid:durableId="966935721">
+    <w:abstractNumId w:val="10"/>
   </w:num>
 </w:numbering>
 </file>
@@ -11078,7 +11164,7 @@
       <w:ind w:firstLine="420"/>
     </w:pPr>
     <w:rPr>
-      <w:rFonts w:ascii="SimSun" w:eastAsia="SimSun" w:hAnsi="SimSun"/>
+      <w:rFonts w:ascii="宋体" w:eastAsia="宋体" w:hAnsi="宋体"/>
       <w:sz w:val="24"/>
     </w:rPr>
   </w:style>
@@ -11294,6 +11380,7 @@
   <w:style w:type="character" w:default="1" w:styleId="a2">
     <w:name w:val="Default Paragraph Font"/>
     <w:uiPriority w:val="1"/>
+    <w:semiHidden/>
     <w:unhideWhenUsed/>
   </w:style>
   <w:style w:type="table" w:default="1" w:styleId="a3">
